--- a/Liste des composants pour réaliser l_afficheur de temperature.docx
+++ b/Liste des composants pour réaliser l_afficheur de temperature.docx
@@ -271,23 +271,8 @@
                 <w:bdr w:val="none" w:sz="0" w:space="0" w:color="auto" w:frame="1"/>
                 <w:lang w:eastAsia="fr-FR"/>
               </w:rPr>
-              <w:t xml:space="preserve">Arduino </w:t>
-            </w:r>
-            <w:proofErr w:type="spellStart"/>
-            <w:r>
-              <w:rPr>
-                <w:rFonts w:eastAsia="Times New Roman" w:cstheme="minorHAnsi"/>
-                <w:b/>
-                <w:bCs/>
-                <w:color w:val="1F1F1F"/>
-                <w:sz w:val="28"/>
-                <w:szCs w:val="28"/>
-                <w:bdr w:val="none" w:sz="0" w:space="0" w:color="auto" w:frame="1"/>
-                <w:lang w:eastAsia="fr-FR"/>
-              </w:rPr>
-              <w:t>Uno</w:t>
-            </w:r>
-            <w:proofErr w:type="spellEnd"/>
+              <w:t>Arduino Uno</w:t>
+            </w:r>
           </w:p>
         </w:tc>
         <w:tc>
@@ -510,31 +495,7 @@
                 <w:bdr w:val="none" w:sz="0" w:space="0" w:color="auto" w:frame="1"/>
                 <w:lang w:eastAsia="fr-FR"/>
               </w:rPr>
-              <w:t>Affiche visuellement les valeurs (</w:t>
-            </w:r>
-            <w:proofErr w:type="gramStart"/>
-            <w:r>
-              <w:rPr>
-                <w:rFonts w:eastAsia="Times New Roman" w:cstheme="minorHAnsi"/>
-                <w:color w:val="1F1F1F"/>
-                <w:sz w:val="28"/>
-                <w:szCs w:val="28"/>
-                <w:bdr w:val="none" w:sz="0" w:space="0" w:color="auto" w:frame="1"/>
-                <w:lang w:eastAsia="fr-FR"/>
-              </w:rPr>
-              <w:t>ex:</w:t>
-            </w:r>
-            <w:proofErr w:type="gramEnd"/>
-            <w:r>
-              <w:rPr>
-                <w:rFonts w:eastAsia="Times New Roman" w:cstheme="minorHAnsi"/>
-                <w:color w:val="1F1F1F"/>
-                <w:sz w:val="28"/>
-                <w:szCs w:val="28"/>
-                <w:bdr w:val="none" w:sz="0" w:space="0" w:color="auto" w:frame="1"/>
-                <w:lang w:eastAsia="fr-FR"/>
-              </w:rPr>
-              <w:t xml:space="preserve"> "Temp: 24°C" / "Hum: 50%"). Le module I2C permet de n'utiliser que 2 fils de données.</w:t>
+              <w:t>Affiche visuellement les valeurs (ex: "Temp: 24°C" / "Hum: 50%"). Le module I2C permet de n'utiliser que 2 fils de données.</w:t>
             </w:r>
           </w:p>
         </w:tc>
@@ -980,23 +941,8 @@
                 <w:bdr w:val="none" w:sz="0" w:space="0" w:color="auto" w:frame="1"/>
                 <w:lang w:eastAsia="fr-FR"/>
               </w:rPr>
-              <w:t xml:space="preserve">Broche Arduino </w:t>
-            </w:r>
-            <w:proofErr w:type="spellStart"/>
-            <w:r>
-              <w:rPr>
-                <w:rFonts w:eastAsia="Times New Roman" w:cstheme="minorHAnsi"/>
-                <w:b/>
-                <w:bCs/>
-                <w:color w:val="1F1F1F"/>
-                <w:sz w:val="28"/>
-                <w:szCs w:val="28"/>
-                <w:bdr w:val="none" w:sz="0" w:space="0" w:color="auto" w:frame="1"/>
-                <w:lang w:eastAsia="fr-FR"/>
-              </w:rPr>
-              <w:t>Uno</w:t>
-            </w:r>
-            <w:proofErr w:type="spellEnd"/>
+              <w:t>Broche Arduino Uno</w:t>
+            </w:r>
           </w:p>
         </w:tc>
       </w:tr>
@@ -2190,6 +2136,49 @@
           <w:szCs w:val="28"/>
         </w:rPr>
       </w:pPr>
+    </w:p>
+    <w:p>
+      <w:pPr>
+        <w:jc w:val="both"/>
+        <w:rPr>
+          <w:rFonts w:cstheme="minorHAnsi"/>
+          <w:sz w:val="28"/>
+          <w:szCs w:val="28"/>
+        </w:rPr>
+      </w:pPr>
+      <w:r>
+        <w:rPr>
+          <w:rFonts w:cstheme="minorHAnsi"/>
+          <w:b/>
+          <w:bCs/>
+          <w:sz w:val="28"/>
+          <w:szCs w:val="28"/>
+        </w:rPr>
+        <w:t xml:space="preserve">NB : </w:t>
+      </w:r>
+    </w:p>
+    <w:p>
+      <w:pPr>
+        <w:pStyle w:val="Paragraphedeliste"/>
+        <w:numPr>
+          <w:ilvl w:val="0"/>
+          <w:numId w:val="3"/>
+        </w:numPr>
+        <w:jc w:val="both"/>
+        <w:rPr>
+          <w:rFonts w:cstheme="minorHAnsi"/>
+          <w:sz w:val="28"/>
+          <w:szCs w:val="28"/>
+        </w:rPr>
+      </w:pPr>
+      <w:r>
+        <w:rPr>
+          <w:rFonts w:cstheme="minorHAnsi"/>
+          <w:sz w:val="28"/>
+          <w:szCs w:val="28"/>
+        </w:rPr>
+        <w:t>Téléversez le code « Thermostat.ino » sur votre carte Arduino apres le branchement.</w:t>
+      </w:r>
     </w:p>
     <w:sectPr>
       <w:pgSz w:w="11906" w:h="16838"/>
@@ -2317,9 +2306,9 @@
     </w:lvl>
   </w:abstractNum>
   <w:abstractNum w:abstractNumId="1" w15:restartNumberingAfterBreak="0">
-    <w:nsid w:val="31FC3BA3"/>
+    <w:nsid w:val="16450AEF"/>
     <w:multiLevelType w:val="hybridMultilevel"/>
-    <w:tmpl w:val="35D8EE42"/>
+    <w:tmpl w:val="2DD48D84"/>
     <w:lvl w:ilvl="0" w:tplc="040C0001">
       <w:start w:val="1"/>
       <w:numFmt w:val="bullet"/>
@@ -2429,11 +2418,127 @@
       </w:rPr>
     </w:lvl>
   </w:abstractNum>
+  <w:abstractNum w:abstractNumId="2" w15:restartNumberingAfterBreak="0">
+    <w:nsid w:val="31FC3BA3"/>
+    <w:multiLevelType w:val="hybridMultilevel"/>
+    <w:tmpl w:val="35D8EE42"/>
+    <w:lvl w:ilvl="0" w:tplc="040C0001">
+      <w:start w:val="1"/>
+      <w:numFmt w:val="bullet"/>
+      <w:lvlText w:val=""/>
+      <w:lvlJc w:val="left"/>
+      <w:pPr>
+        <w:ind w:left="720" w:hanging="360"/>
+      </w:pPr>
+      <w:rPr>
+        <w:rFonts w:ascii="Symbol" w:hAnsi="Symbol" w:hint="default"/>
+      </w:rPr>
+    </w:lvl>
+    <w:lvl w:ilvl="1" w:tplc="040C0003" w:tentative="1">
+      <w:start w:val="1"/>
+      <w:numFmt w:val="bullet"/>
+      <w:lvlText w:val="o"/>
+      <w:lvlJc w:val="left"/>
+      <w:pPr>
+        <w:ind w:left="1440" w:hanging="360"/>
+      </w:pPr>
+      <w:rPr>
+        <w:rFonts w:ascii="Courier New" w:hAnsi="Courier New" w:cs="Courier New" w:hint="default"/>
+      </w:rPr>
+    </w:lvl>
+    <w:lvl w:ilvl="2" w:tplc="040C0005" w:tentative="1">
+      <w:start w:val="1"/>
+      <w:numFmt w:val="bullet"/>
+      <w:lvlText w:val=""/>
+      <w:lvlJc w:val="left"/>
+      <w:pPr>
+        <w:ind w:left="2160" w:hanging="360"/>
+      </w:pPr>
+      <w:rPr>
+        <w:rFonts w:ascii="Wingdings" w:hAnsi="Wingdings" w:hint="default"/>
+      </w:rPr>
+    </w:lvl>
+    <w:lvl w:ilvl="3" w:tplc="040C0001" w:tentative="1">
+      <w:start w:val="1"/>
+      <w:numFmt w:val="bullet"/>
+      <w:lvlText w:val=""/>
+      <w:lvlJc w:val="left"/>
+      <w:pPr>
+        <w:ind w:left="2880" w:hanging="360"/>
+      </w:pPr>
+      <w:rPr>
+        <w:rFonts w:ascii="Symbol" w:hAnsi="Symbol" w:hint="default"/>
+      </w:rPr>
+    </w:lvl>
+    <w:lvl w:ilvl="4" w:tplc="040C0003" w:tentative="1">
+      <w:start w:val="1"/>
+      <w:numFmt w:val="bullet"/>
+      <w:lvlText w:val="o"/>
+      <w:lvlJc w:val="left"/>
+      <w:pPr>
+        <w:ind w:left="3600" w:hanging="360"/>
+      </w:pPr>
+      <w:rPr>
+        <w:rFonts w:ascii="Courier New" w:hAnsi="Courier New" w:cs="Courier New" w:hint="default"/>
+      </w:rPr>
+    </w:lvl>
+    <w:lvl w:ilvl="5" w:tplc="040C0005" w:tentative="1">
+      <w:start w:val="1"/>
+      <w:numFmt w:val="bullet"/>
+      <w:lvlText w:val=""/>
+      <w:lvlJc w:val="left"/>
+      <w:pPr>
+        <w:ind w:left="4320" w:hanging="360"/>
+      </w:pPr>
+      <w:rPr>
+        <w:rFonts w:ascii="Wingdings" w:hAnsi="Wingdings" w:hint="default"/>
+      </w:rPr>
+    </w:lvl>
+    <w:lvl w:ilvl="6" w:tplc="040C0001" w:tentative="1">
+      <w:start w:val="1"/>
+      <w:numFmt w:val="bullet"/>
+      <w:lvlText w:val=""/>
+      <w:lvlJc w:val="left"/>
+      <w:pPr>
+        <w:ind w:left="5040" w:hanging="360"/>
+      </w:pPr>
+      <w:rPr>
+        <w:rFonts w:ascii="Symbol" w:hAnsi="Symbol" w:hint="default"/>
+      </w:rPr>
+    </w:lvl>
+    <w:lvl w:ilvl="7" w:tplc="040C0003" w:tentative="1">
+      <w:start w:val="1"/>
+      <w:numFmt w:val="bullet"/>
+      <w:lvlText w:val="o"/>
+      <w:lvlJc w:val="left"/>
+      <w:pPr>
+        <w:ind w:left="5760" w:hanging="360"/>
+      </w:pPr>
+      <w:rPr>
+        <w:rFonts w:ascii="Courier New" w:hAnsi="Courier New" w:cs="Courier New" w:hint="default"/>
+      </w:rPr>
+    </w:lvl>
+    <w:lvl w:ilvl="8" w:tplc="040C0005" w:tentative="1">
+      <w:start w:val="1"/>
+      <w:numFmt w:val="bullet"/>
+      <w:lvlText w:val=""/>
+      <w:lvlJc w:val="left"/>
+      <w:pPr>
+        <w:ind w:left="6480" w:hanging="360"/>
+      </w:pPr>
+      <w:rPr>
+        <w:rFonts w:ascii="Wingdings" w:hAnsi="Wingdings" w:hint="default"/>
+      </w:rPr>
+    </w:lvl>
+  </w:abstractNum>
   <w:num w:numId="1">
-    <w:abstractNumId w:val="1"/>
+    <w:abstractNumId w:val="2"/>
   </w:num>
   <w:num w:numId="2">
     <w:abstractNumId w:val="0"/>
+  </w:num>
+  <w:num w:numId="3">
+    <w:abstractNumId w:val="1"/>
   </w:num>
 </w:numbering>
 </file>
